--- a/实验二_软件架构设计与微服务拆分/D2-4_C4架构图集/exports/_说明.docx
+++ b/实验二_软件架构设计与微服务拆分/D2-4_C4架构图集/exports/_说明.docx
@@ -13,6 +13,9 @@
         <w:gridCol w:w="4873"/>
       </w:tblGrid>
       <w:tr>
+        <w:trPr>
+          <w:tblHeader w:val="true"/>
+        </w:trPr>
         <w:tc>
           <w:tcPr>
             <w:tcW w:type="dxa" w:w="1701"/>
@@ -27,7 +30,7 @@
           </w:tcPr>
           <w:p>
             <w:pPr>
-              <w:spacing w:after="40"/>
+              <w:spacing w:after="20" w:line="259" w:lineRule="auto"/>
               <w:jc w:val="center"/>
             </w:pPr>
             <w:r>
@@ -55,7 +58,7 @@
           </w:tcPr>
           <w:p>
             <w:pPr>
-              <w:spacing w:after="40"/>
+              <w:spacing w:after="20" w:line="259" w:lineRule="auto"/>
             </w:pPr>
             <w:r>
               <w:rPr>
@@ -84,7 +87,7 @@
           </w:tcPr>
           <w:p>
             <w:pPr>
-              <w:spacing w:after="40"/>
+              <w:spacing w:after="20" w:line="259" w:lineRule="auto"/>
               <w:jc w:val="center"/>
             </w:pPr>
             <w:r>
@@ -112,7 +115,7 @@
           </w:tcPr>
           <w:p>
             <w:pPr>
-              <w:spacing w:after="40"/>
+              <w:spacing w:after="20" w:line="259" w:lineRule="auto"/>
             </w:pPr>
             <w:r>
               <w:rPr>
@@ -141,7 +144,7 @@
           </w:tcPr>
           <w:p>
             <w:pPr>
-              <w:spacing w:after="40"/>
+              <w:spacing w:after="20" w:line="259" w:lineRule="auto"/>
               <w:jc w:val="center"/>
             </w:pPr>
             <w:r>
@@ -169,7 +172,7 @@
           </w:tcPr>
           <w:p>
             <w:pPr>
-              <w:spacing w:after="40"/>
+              <w:spacing w:after="20" w:line="259" w:lineRule="auto"/>
             </w:pPr>
             <w:r>
               <w:rPr>
@@ -198,7 +201,7 @@
           </w:tcPr>
           <w:p>
             <w:pPr>
-              <w:spacing w:after="40"/>
+              <w:spacing w:after="20" w:line="259" w:lineRule="auto"/>
               <w:jc w:val="center"/>
             </w:pPr>
             <w:r>
@@ -225,7 +228,15 @@
             <w:vAlign w:val="center"/>
           </w:tcPr>
           <w:p>
+            <w:pPr>
+              <w:spacing w:line="259" w:lineRule="auto" w:after="20"/>
+            </w:pPr>
             <w:r>
+              <w:rPr>
+                <w:rFonts w:ascii="Microsoft YaHei" w:hAnsi="Microsoft YaHei" w:eastAsia="Microsoft YaHei"/>
+                <w:b w:val="0"/>
+                <w:sz w:val="19"/>
+              </w:rPr>
               <w:t>戴正宇</w:t>
             </w:r>
           </w:p>
@@ -246,7 +257,7 @@
           </w:tcPr>
           <w:p>
             <w:pPr>
-              <w:spacing w:after="40"/>
+              <w:spacing w:after="20" w:line="259" w:lineRule="auto"/>
               <w:jc w:val="center"/>
             </w:pPr>
             <w:r>
@@ -273,18 +284,30 @@
             <w:vAlign w:val="center"/>
           </w:tcPr>
           <w:p>
+            <w:pPr>
+              <w:spacing w:line="259" w:lineRule="auto" w:after="20"/>
+            </w:pPr>
             <w:r>
+              <w:rPr>
+                <w:rFonts w:ascii="Microsoft YaHei" w:hAnsi="Microsoft YaHei" w:eastAsia="Microsoft YaHei"/>
+                <w:b w:val="0"/>
+                <w:sz w:val="19"/>
+              </w:rPr>
               <w:t>2026-05-14</w:t>
             </w:r>
           </w:p>
         </w:tc>
       </w:tr>
     </w:tbl>
-    <w:p/>
+    <w:p>
+      <w:pPr>
+        <w:spacing w:line="269" w:lineRule="auto" w:after="60"/>
+      </w:pPr>
+    </w:p>
     <w:p>
       <w:pPr>
         <w:keepNext/>
-        <w:spacing w:before="280" w:after="120"/>
+        <w:spacing w:before="280" w:after="60" w:line="269" w:lineRule="auto"/>
         <w:pBdr>
           <w:bottom w:val="single" w:sz="8" w:space="4" w:color="1A7A3D"/>
         </w:pBdr>
@@ -301,7 +324,7 @@
     </w:p>
     <w:p>
       <w:pPr>
-        <w:spacing w:after="40" w:line="348" w:lineRule="auto"/>
+        <w:spacing w:after="60" w:line="269" w:lineRule="auto"/>
         <w:ind w:left="340"/>
       </w:pPr>
       <w:r>
@@ -333,27 +356,477 @@
         <w:gridCol w:w="9746"/>
       </w:tblGrid>
       <w:tr>
+        <w:trPr>
+          <w:tblHeader w:val="true"/>
+        </w:trPr>
         <w:tc>
           <w:tcPr>
             <w:tcW w:type="dxa" w:w="9746"/>
-            <w:shd w:val="clear" w:color="auto" w:fill="FBFDFB"/>
+            <w:shd w:val="clear" w:color="auto" w:fill="EAF6EF"/>
             <w:tcBorders>
               <w:top w:val="single" w:sz="4" w:space="0" w:color="B8D8C2"/>
               <w:left w:val="single" w:sz="4" w:space="0" w:color="B8D8C2"/>
               <w:bottom w:val="single" w:sz="4" w:space="0" w:color="B8D8C2"/>
               <w:right w:val="single" w:sz="4" w:space="0" w:color="B8D8C2"/>
             </w:tcBorders>
-            <w:vAlign w:val="top"/>
+            <w:vAlign w:val="center"/>
           </w:tcPr>
           <w:p>
+            <w:pPr>
+              <w:spacing w:line="259" w:lineRule="auto" w:after="20"/>
+            </w:pPr>
             <w:r>
-              <w:t>本目录存放 C4 图的导出 SVG 预览。源文件已避免远程 include，使用原生 PlantUML 表达 C4 四层视图，便于离线渲染。</w:t>
+              <w:rPr>
+                <w:rFonts w:ascii="Microsoft YaHei" w:hAnsi="Microsoft YaHei" w:eastAsia="Microsoft YaHei"/>
+                <w:b w:val="0"/>
+                <w:sz w:val="19"/>
+              </w:rPr>
+            </w:r>
+            <w:r>
+              <w:rPr>
+                <w:rFonts w:ascii="Microsoft YaHei" w:hAnsi="Microsoft YaHei" w:eastAsia="Microsoft YaHei"/>
+                <w:b w:val="0"/>
+                <w:sz w:val="19"/>
+              </w:rPr>
+              <w:t>文档说明</w:t>
+            </w:r>
+          </w:p>
+          <w:p>
+            <w:pPr>
+              <w:spacing w:line="259" w:lineRule="auto" w:after="20"/>
+            </w:pPr>
+            <w:r>
+              <w:rPr>
+                <w:rFonts w:ascii="Microsoft YaHei" w:hAnsi="Microsoft YaHei" w:eastAsia="Microsoft YaHei"/>
+                <w:b w:val="0"/>
+                <w:sz w:val="19"/>
+              </w:rPr>
+            </w:r>
+            <w:r>
+              <w:rPr>
+                <w:rFonts w:ascii="Microsoft YaHei" w:hAnsi="Microsoft YaHei" w:eastAsia="Microsoft YaHei"/>
+                <w:b w:val="0"/>
+                <w:sz w:val="19"/>
+              </w:rPr>
+              <w:t>本目录保存 PlantUML 导出的 PNG/SVG 文件。PNG 用于 Word 文档内嵌和课程提交预览，SVG 用于矢量查看与后续修订；源模型仍以同名 .puml 为准。</w:t>
             </w:r>
           </w:p>
         </w:tc>
       </w:tr>
     </w:tbl>
-    <w:p/>
+    <w:p>
+      <w:pPr>
+        <w:spacing w:line="269" w:lineRule="auto" w:after="60"/>
+      </w:pPr>
+    </w:p>
+    <w:p>
+      <w:pPr>
+        <w:spacing w:line="269" w:lineRule="auto" w:after="60" w:before="200"/>
+      </w:pPr>
+      <w:r>
+        <w:rPr>
+          <w:rFonts w:ascii="Microsoft YaHei" w:hAnsi="Microsoft YaHei" w:eastAsia="Microsoft YaHei"/>
+          <w:b w:val="0"/>
+          <w:sz w:val="21"/>
+        </w:rPr>
+      </w:r>
+      <w:r>
+        <w:rPr>
+          <w:rFonts w:ascii="Microsoft YaHei" w:hAnsi="Microsoft YaHei" w:eastAsia="Microsoft YaHei"/>
+          <w:b/>
+          <w:color w:val="007046"/>
+          <w:sz w:val="27"/>
+        </w:rPr>
+        <w:t>导出图使用补充说明</w:t>
+      </w:r>
+    </w:p>
+    <w:p>
+      <w:pPr>
+        <w:spacing w:line="269" w:lineRule="auto" w:after="60"/>
+      </w:pPr>
+      <w:r>
+        <w:rPr>
+          <w:rFonts w:ascii="Microsoft YaHei" w:hAnsi="Microsoft YaHei" w:eastAsia="Microsoft YaHei"/>
+          <w:b w:val="0"/>
+          <w:sz w:val="21"/>
+        </w:rPr>
+      </w:r>
+      <w:r>
+        <w:rPr>
+          <w:rFonts w:ascii="Microsoft YaHei" w:hAnsi="Microsoft YaHei" w:eastAsia="Microsoft YaHei"/>
+          <w:b w:val="0"/>
+          <w:sz w:val="21"/>
+        </w:rPr>
+        <w:t>导出图不单独作为设计来源，修改架构时应先更新 .puml，再重新导出 PNG/SVG。这样可以避免 Word 中图片、README 说明和源模型互相不一致。</w:t>
+      </w:r>
+    </w:p>
+    <w:p>
+      <w:pPr>
+        <w:spacing w:line="269" w:lineRule="auto" w:after="60"/>
+      </w:pPr>
+      <w:r>
+        <w:rPr>
+          <w:rFonts w:ascii="Microsoft YaHei" w:hAnsi="Microsoft YaHei" w:eastAsia="Microsoft YaHei"/>
+          <w:b w:val="0"/>
+          <w:sz w:val="21"/>
+        </w:rPr>
+      </w:r>
+      <w:r>
+        <w:rPr>
+          <w:rFonts w:ascii="Microsoft YaHei" w:hAnsi="Microsoft YaHei" w:eastAsia="Microsoft YaHei"/>
+          <w:b w:val="0"/>
+          <w:sz w:val="21"/>
+        </w:rPr>
+        <w:t>L2_Container.png 已替换为本次提供的正式 C4 容器总览图，作为实验二的主视觉图。其余 L1/L3/L4 导出图保留用于分层说明和后续实现参考。</w:t>
+      </w:r>
+    </w:p>
+    <w:tbl>
+      <w:tblPr>
+        <w:tblStyle w:val="TableGrid"/>
+        <w:tblW w:type="auto" w:w="0"/>
+        <w:jc w:val="center"/>
+        <w:tblLook w:firstColumn="1" w:firstRow="1" w:lastColumn="0" w:lastRow="0" w:noHBand="0" w:noVBand="1" w:val="04A0"/>
+      </w:tblPr>
+      <w:tblGrid>
+        <w:gridCol w:w="3249"/>
+        <w:gridCol w:w="3249"/>
+        <w:gridCol w:w="3249"/>
+      </w:tblGrid>
+      <w:tr>
+        <w:trPr>
+          <w:tblHeader w:val="true"/>
+        </w:trPr>
+        <w:tc>
+          <w:tcPr>
+            <w:tcW w:type="dxa" w:w="3249"/>
+            <w:vAlign w:val="center"/>
+            <w:shd w:fill="EAF6EF"/>
+          </w:tcPr>
+          <w:p>
+            <w:pPr>
+              <w:spacing w:line="259" w:lineRule="auto" w:after="20"/>
+            </w:pPr>
+            <w:r>
+              <w:rPr>
+                <w:rFonts w:ascii="Microsoft YaHei" w:hAnsi="Microsoft YaHei" w:eastAsia="Microsoft YaHei"/>
+                <w:b w:val="0"/>
+                <w:sz w:val="19"/>
+              </w:rPr>
+            </w:r>
+            <w:r>
+              <w:rPr>
+                <w:rFonts w:ascii="Microsoft YaHei" w:hAnsi="Microsoft YaHei" w:eastAsia="Microsoft YaHei"/>
+                <w:b/>
+                <w:color w:val="007046"/>
+                <w:sz w:val="19"/>
+              </w:rPr>
+              <w:t>文件类型</w:t>
+            </w:r>
+          </w:p>
+        </w:tc>
+        <w:tc>
+          <w:tcPr>
+            <w:tcW w:type="dxa" w:w="3249"/>
+            <w:vAlign w:val="center"/>
+            <w:shd w:fill="EAF6EF"/>
+          </w:tcPr>
+          <w:p>
+            <w:pPr>
+              <w:spacing w:line="259" w:lineRule="auto" w:after="20"/>
+            </w:pPr>
+            <w:r>
+              <w:rPr>
+                <w:rFonts w:ascii="Microsoft YaHei" w:hAnsi="Microsoft YaHei" w:eastAsia="Microsoft YaHei"/>
+                <w:b w:val="0"/>
+                <w:sz w:val="19"/>
+              </w:rPr>
+            </w:r>
+            <w:r>
+              <w:rPr>
+                <w:rFonts w:ascii="Microsoft YaHei" w:hAnsi="Microsoft YaHei" w:eastAsia="Microsoft YaHei"/>
+                <w:b/>
+                <w:color w:val="007046"/>
+                <w:sz w:val="19"/>
+              </w:rPr>
+              <w:t>用途</w:t>
+            </w:r>
+          </w:p>
+        </w:tc>
+        <w:tc>
+          <w:tcPr>
+            <w:tcW w:type="dxa" w:w="3249"/>
+            <w:vAlign w:val="center"/>
+            <w:shd w:fill="EAF6EF"/>
+          </w:tcPr>
+          <w:p>
+            <w:pPr>
+              <w:spacing w:line="259" w:lineRule="auto" w:after="20"/>
+            </w:pPr>
+            <w:r>
+              <w:rPr>
+                <w:rFonts w:ascii="Microsoft YaHei" w:hAnsi="Microsoft YaHei" w:eastAsia="Microsoft YaHei"/>
+                <w:b w:val="0"/>
+                <w:sz w:val="19"/>
+              </w:rPr>
+            </w:r>
+            <w:r>
+              <w:rPr>
+                <w:rFonts w:ascii="Microsoft YaHei" w:hAnsi="Microsoft YaHei" w:eastAsia="Microsoft YaHei"/>
+                <w:b/>
+                <w:color w:val="007046"/>
+                <w:sz w:val="19"/>
+              </w:rPr>
+              <w:t>维护要求</w:t>
+            </w:r>
+          </w:p>
+        </w:tc>
+      </w:tr>
+      <w:tr>
+        <w:tc>
+          <w:tcPr>
+            <w:tcW w:type="dxa" w:w="3249"/>
+            <w:vAlign w:val="center"/>
+          </w:tcPr>
+          <w:p>
+            <w:pPr>
+              <w:spacing w:line="259" w:lineRule="auto" w:after="20"/>
+            </w:pPr>
+            <w:r>
+              <w:rPr>
+                <w:rFonts w:ascii="Microsoft YaHei" w:hAnsi="Microsoft YaHei" w:eastAsia="Microsoft YaHei"/>
+                <w:b w:val="0"/>
+                <w:sz w:val="19"/>
+              </w:rPr>
+            </w:r>
+            <w:r>
+              <w:rPr>
+                <w:rFonts w:ascii="Microsoft YaHei" w:hAnsi="Microsoft YaHei" w:eastAsia="Microsoft YaHei"/>
+                <w:b w:val="0"/>
+                <w:sz w:val="18"/>
+              </w:rPr>
+              <w:t>PNG</w:t>
+            </w:r>
+          </w:p>
+        </w:tc>
+        <w:tc>
+          <w:tcPr>
+            <w:tcW w:type="dxa" w:w="3249"/>
+            <w:vAlign w:val="center"/>
+          </w:tcPr>
+          <w:p>
+            <w:pPr>
+              <w:spacing w:line="259" w:lineRule="auto" w:after="20"/>
+            </w:pPr>
+            <w:r>
+              <w:rPr>
+                <w:rFonts w:ascii="Microsoft YaHei" w:hAnsi="Microsoft YaHei" w:eastAsia="Microsoft YaHei"/>
+                <w:b w:val="0"/>
+                <w:sz w:val="19"/>
+              </w:rPr>
+            </w:r>
+            <w:r>
+              <w:rPr>
+                <w:rFonts w:ascii="Microsoft YaHei" w:hAnsi="Microsoft YaHei" w:eastAsia="Microsoft YaHei"/>
+                <w:b w:val="0"/>
+                <w:sz w:val="18"/>
+              </w:rPr>
+              <w:t>插入 Word 文档、快速预览和打印提交。</w:t>
+            </w:r>
+          </w:p>
+        </w:tc>
+        <w:tc>
+          <w:tcPr>
+            <w:tcW w:type="dxa" w:w="3249"/>
+            <w:vAlign w:val="center"/>
+          </w:tcPr>
+          <w:p>
+            <w:pPr>
+              <w:spacing w:line="259" w:lineRule="auto" w:after="20"/>
+            </w:pPr>
+            <w:r>
+              <w:rPr>
+                <w:rFonts w:ascii="Microsoft YaHei" w:hAnsi="Microsoft YaHei" w:eastAsia="Microsoft YaHei"/>
+                <w:b w:val="0"/>
+                <w:sz w:val="19"/>
+              </w:rPr>
+            </w:r>
+            <w:r>
+              <w:rPr>
+                <w:rFonts w:ascii="Microsoft YaHei" w:hAnsi="Microsoft YaHei" w:eastAsia="Microsoft YaHei"/>
+                <w:b w:val="0"/>
+                <w:sz w:val="18"/>
+              </w:rPr>
+              <w:t>保持清晰度，不手工拉伸变形。</w:t>
+            </w:r>
+          </w:p>
+        </w:tc>
+      </w:tr>
+      <w:tr>
+        <w:tc>
+          <w:tcPr>
+            <w:tcW w:type="dxa" w:w="3249"/>
+            <w:vAlign w:val="center"/>
+          </w:tcPr>
+          <w:p>
+            <w:pPr>
+              <w:spacing w:line="259" w:lineRule="auto" w:after="20"/>
+            </w:pPr>
+            <w:r>
+              <w:rPr>
+                <w:rFonts w:ascii="Microsoft YaHei" w:hAnsi="Microsoft YaHei" w:eastAsia="Microsoft YaHei"/>
+                <w:b w:val="0"/>
+                <w:sz w:val="19"/>
+              </w:rPr>
+            </w:r>
+            <w:r>
+              <w:rPr>
+                <w:rFonts w:ascii="Microsoft YaHei" w:hAnsi="Microsoft YaHei" w:eastAsia="Microsoft YaHei"/>
+                <w:b w:val="0"/>
+                <w:sz w:val="18"/>
+              </w:rPr>
+              <w:t>SVG</w:t>
+            </w:r>
+          </w:p>
+        </w:tc>
+        <w:tc>
+          <w:tcPr>
+            <w:tcW w:type="dxa" w:w="3249"/>
+            <w:vAlign w:val="center"/>
+          </w:tcPr>
+          <w:p>
+            <w:pPr>
+              <w:spacing w:line="259" w:lineRule="auto" w:after="20"/>
+            </w:pPr>
+            <w:r>
+              <w:rPr>
+                <w:rFonts w:ascii="Microsoft YaHei" w:hAnsi="Microsoft YaHei" w:eastAsia="Microsoft YaHei"/>
+                <w:b w:val="0"/>
+                <w:sz w:val="19"/>
+              </w:rPr>
+            </w:r>
+            <w:r>
+              <w:rPr>
+                <w:rFonts w:ascii="Microsoft YaHei" w:hAnsi="Microsoft YaHei" w:eastAsia="Microsoft YaHei"/>
+                <w:b w:val="0"/>
+                <w:sz w:val="18"/>
+              </w:rPr>
+              <w:t>矢量查看、网页预览和细节检查。</w:t>
+            </w:r>
+          </w:p>
+        </w:tc>
+        <w:tc>
+          <w:tcPr>
+            <w:tcW w:type="dxa" w:w="3249"/>
+            <w:vAlign w:val="center"/>
+          </w:tcPr>
+          <w:p>
+            <w:pPr>
+              <w:spacing w:line="259" w:lineRule="auto" w:after="20"/>
+            </w:pPr>
+            <w:r>
+              <w:rPr>
+                <w:rFonts w:ascii="Microsoft YaHei" w:hAnsi="Microsoft YaHei" w:eastAsia="Microsoft YaHei"/>
+                <w:b w:val="0"/>
+                <w:sz w:val="19"/>
+              </w:rPr>
+            </w:r>
+            <w:r>
+              <w:rPr>
+                <w:rFonts w:ascii="Microsoft YaHei" w:hAnsi="Microsoft YaHei" w:eastAsia="Microsoft YaHei"/>
+                <w:b w:val="0"/>
+                <w:sz w:val="18"/>
+              </w:rPr>
+              <w:t>若图线或标签错位，回到 PlantUML 调整。</w:t>
+            </w:r>
+          </w:p>
+        </w:tc>
+      </w:tr>
+      <w:tr>
+        <w:tc>
+          <w:tcPr>
+            <w:tcW w:type="dxa" w:w="3249"/>
+            <w:vAlign w:val="center"/>
+          </w:tcPr>
+          <w:p>
+            <w:pPr>
+              <w:spacing w:line="259" w:lineRule="auto" w:after="20"/>
+            </w:pPr>
+            <w:r>
+              <w:rPr>
+                <w:rFonts w:ascii="Microsoft YaHei" w:hAnsi="Microsoft YaHei" w:eastAsia="Microsoft YaHei"/>
+                <w:b w:val="0"/>
+                <w:sz w:val="19"/>
+              </w:rPr>
+            </w:r>
+            <w:r>
+              <w:rPr>
+                <w:rFonts w:ascii="Microsoft YaHei" w:hAnsi="Microsoft YaHei" w:eastAsia="Microsoft YaHei"/>
+                <w:b w:val="0"/>
+                <w:sz w:val="18"/>
+              </w:rPr>
+              <w:t>PUML</w:t>
+            </w:r>
+          </w:p>
+        </w:tc>
+        <w:tc>
+          <w:tcPr>
+            <w:tcW w:type="dxa" w:w="3249"/>
+            <w:vAlign w:val="center"/>
+          </w:tcPr>
+          <w:p>
+            <w:pPr>
+              <w:spacing w:line="259" w:lineRule="auto" w:after="20"/>
+            </w:pPr>
+            <w:r>
+              <w:rPr>
+                <w:rFonts w:ascii="Microsoft YaHei" w:hAnsi="Microsoft YaHei" w:eastAsia="Microsoft YaHei"/>
+                <w:b w:val="0"/>
+                <w:sz w:val="19"/>
+              </w:rPr>
+            </w:r>
+            <w:r>
+              <w:rPr>
+                <w:rFonts w:ascii="Microsoft YaHei" w:hAnsi="Microsoft YaHei" w:eastAsia="Microsoft YaHei"/>
+                <w:b w:val="0"/>
+                <w:sz w:val="18"/>
+              </w:rPr>
+              <w:t>架构模型源文件。</w:t>
+            </w:r>
+          </w:p>
+        </w:tc>
+        <w:tc>
+          <w:tcPr>
+            <w:tcW w:type="dxa" w:w="3249"/>
+            <w:vAlign w:val="center"/>
+          </w:tcPr>
+          <w:p>
+            <w:pPr>
+              <w:spacing w:line="259" w:lineRule="auto" w:after="20"/>
+            </w:pPr>
+            <w:r>
+              <w:rPr>
+                <w:rFonts w:ascii="Microsoft YaHei" w:hAnsi="Microsoft YaHei" w:eastAsia="Microsoft YaHei"/>
+                <w:b w:val="0"/>
+                <w:sz w:val="19"/>
+              </w:rPr>
+            </w:r>
+            <w:r>
+              <w:rPr>
+                <w:rFonts w:ascii="Microsoft YaHei" w:hAnsi="Microsoft YaHei" w:eastAsia="Microsoft YaHei"/>
+                <w:b w:val="0"/>
+                <w:sz w:val="18"/>
+              </w:rPr>
+              <w:t>任何结构修改必须先改源文件再导出。</w:t>
+            </w:r>
+          </w:p>
+        </w:tc>
+      </w:tr>
+    </w:tbl>
+    <w:p>
+      <w:pPr>
+        <w:spacing w:line="269" w:lineRule="auto" w:after="60"/>
+      </w:pPr>
+    </w:p>
     <w:sectPr>
       <w:pgSz w:w="12240" w:h="15840"/>
       <w:pgMar w:top="1134" w:right="1247" w:bottom="1134" w:left="1247" w:header="720" w:footer="720" w:gutter="0"/>
